--- a/output/cmp_infra_check_2026_W07.docx
+++ b/output/cmp_infra_check_2026_W07.docx
@@ -16,7 +16,7 @@
         <w:jc w:val="center"/>
       </w:pPr>
       <w:r>
-        <w:t>생성일시: 2026-02-12 14:26:41</w:t>
+        <w:t>생성일시: 2026-02-13 09:57:53</w:t>
         <w:br/>
       </w:r>
       <w:r>
@@ -1665,7 +1665,7 @@
           </w:tcPr>
           <w:p>
             <w:r>
-              <w:t>갱신 필요 (59일 남음)</w:t>
+              <w:t>갱신 필요 (58일 남음)</w:t>
             </w:r>
           </w:p>
         </w:tc>
@@ -1721,7 +1721,7 @@
           </w:tcPr>
           <w:p>
             <w:r>
-              <w:t>갱신 필요 (32일 남음)</w:t>
+              <w:t>갱신 필요 (31일 남음)</w:t>
             </w:r>
           </w:p>
         </w:tc>
@@ -1936,7 +1936,7 @@
           </w:tcPr>
           <w:p>
             <w:r>
-              <w:t>25.3</w:t>
+              <w:t>26.1</w:t>
             </w:r>
           </w:p>
         </w:tc>
@@ -2048,7 +2048,7 @@
           </w:tcPr>
           <w:p>
             <w:r>
-              <w:t>up 3 weeks, 3 days, 3 hours, 1...</w:t>
+              <w:t>up 3 weeks, 3 days, 22 hours, ...</w:t>
             </w:r>
           </w:p>
         </w:tc>
@@ -2160,7 +2160,7 @@
           </w:tcPr>
           <w:p>
             <w:r>
-              <w:t>0.28</w:t>
+              <w:t>0.25</w:t>
             </w:r>
           </w:p>
         </w:tc>
@@ -2216,7 +2216,7 @@
           </w:tcPr>
           <w:p>
             <w:r>
-              <w:t>2688</w:t>
+              <w:t>2720</w:t>
             </w:r>
           </w:p>
         </w:tc>
@@ -2272,7 +2272,7 @@
           </w:tcPr>
           <w:p>
             <w:r>
-              <w:t>1145</w:t>
+              <w:t>1152</w:t>
             </w:r>
           </w:p>
         </w:tc>
@@ -2384,7 +2384,7 @@
           </w:tcPr>
           <w:p>
             <w:r>
-              <w:t>37</w:t>
+              <w:t>38</w:t>
             </w:r>
           </w:p>
         </w:tc>
@@ -2440,7 +2440,7 @@
           </w:tcPr>
           <w:p>
             <w:r>
-              <w:t>25.8</w:t>
+              <w:t>25.6</w:t>
             </w:r>
           </w:p>
         </w:tc>
@@ -2496,7 +2496,7 @@
           </w:tcPr>
           <w:p>
             <w:r>
-              <w:t>1</w:t>
+              <w:t>3</w:t>
             </w:r>
           </w:p>
         </w:tc>
@@ -2552,7 +2552,7 @@
           </w:tcPr>
           <w:p>
             <w:r>
-              <w:t>up 3 weeks, 3 days, 3 hours, 5...</w:t>
+              <w:t>up 3 weeks, 3 days, 23 hours, ...</w:t>
             </w:r>
           </w:p>
         </w:tc>
@@ -2664,7 +2664,7 @@
           </w:tcPr>
           <w:p>
             <w:r>
-              <w:t>0.59</w:t>
+              <w:t>0.49</w:t>
             </w:r>
           </w:p>
         </w:tc>
@@ -2776,7 +2776,7 @@
           </w:tcPr>
           <w:p>
             <w:r>
-              <w:t>1169</w:t>
+              <w:t>1172</w:t>
             </w:r>
           </w:p>
         </w:tc>
@@ -2888,7 +2888,7 @@
           </w:tcPr>
           <w:p>
             <w:r>
-              <w:t>38</w:t>
+              <w:t>39</w:t>
             </w:r>
           </w:p>
         </w:tc>
@@ -2944,7 +2944,7 @@
           </w:tcPr>
           <w:p>
             <w:r>
-              <w:t>26.4</w:t>
+              <w:t>25.3</w:t>
             </w:r>
           </w:p>
         </w:tc>
@@ -3000,7 +3000,7 @@
           </w:tcPr>
           <w:p>
             <w:r>
-              <w:t>1</w:t>
+              <w:t>4</w:t>
             </w:r>
           </w:p>
         </w:tc>
@@ -3056,7 +3056,7 @@
           </w:tcPr>
           <w:p>
             <w:r>
-              <w:t>up 3 weeks, 3 days, 3 hours, 3...</w:t>
+              <w:t>up 3 weeks, 3 days, 23 hours, ...</w:t>
             </w:r>
           </w:p>
         </w:tc>
@@ -3168,7 +3168,7 @@
           </w:tcPr>
           <w:p>
             <w:r>
-              <w:t>1.33</w:t>
+              <w:t>0.35</w:t>
             </w:r>
           </w:p>
         </w:tc>
@@ -3224,7 +3224,7 @@
           </w:tcPr>
           <w:p>
             <w:r>
-              <w:t>2720</w:t>
+              <w:t>2688</w:t>
             </w:r>
           </w:p>
         </w:tc>
@@ -3280,7 +3280,7 @@
           </w:tcPr>
           <w:p>
             <w:r>
-              <w:t>1185</w:t>
+              <w:t>1176</w:t>
             </w:r>
           </w:p>
         </w:tc>
@@ -3497,7 +3497,7 @@
           </w:tcPr>
           <w:p>
             <w:r>
-              <w:t>54</w:t>
+              <w:t>55</w:t>
             </w:r>
           </w:p>
         </w:tc>
@@ -3553,7 +3553,7 @@
           </w:tcPr>
           <w:p>
             <w:r>
-              <w:t>43.9</w:t>
+              <w:t>43.7</w:t>
             </w:r>
           </w:p>
         </w:tc>
@@ -3609,7 +3609,7 @@
           </w:tcPr>
           <w:p>
             <w:r>
-              <w:t>4</w:t>
+              <w:t>9</w:t>
             </w:r>
           </w:p>
         </w:tc>
@@ -3665,7 +3665,7 @@
           </w:tcPr>
           <w:p>
             <w:r>
-              <w:t>up 3 weeks, 2 days, 21 hours, ...</w:t>
+              <w:t>up 3 weeks, 3 days, 16 hours, ...</w:t>
             </w:r>
           </w:p>
         </w:tc>
@@ -3777,7 +3777,7 @@
           </w:tcPr>
           <w:p>
             <w:r>
-              <w:t>1.35</w:t>
+              <w:t>2.36</w:t>
             </w:r>
           </w:p>
         </w:tc>
@@ -3833,7 +3833,7 @@
           </w:tcPr>
           <w:p>
             <w:r>
-              <w:t>12192</w:t>
+              <w:t>12864</w:t>
             </w:r>
           </w:p>
         </w:tc>
@@ -4057,7 +4057,7 @@
           </w:tcPr>
           <w:p>
             <w:r>
-              <w:t>47.8</w:t>
+              <w:t>48.1</w:t>
             </w:r>
           </w:p>
         </w:tc>
@@ -4169,7 +4169,7 @@
           </w:tcPr>
           <w:p>
             <w:r>
-              <w:t>up 3 weeks, 3 days, 5 hours, 1...</w:t>
+              <w:t>up 3 weeks, 4 days, 32 minutes</w:t>
             </w:r>
           </w:p>
         </w:tc>
@@ -4281,7 +4281,7 @@
           </w:tcPr>
           <w:p>
             <w:r>
-              <w:t>0.74</w:t>
+              <w:t>1.78</w:t>
             </w:r>
           </w:p>
         </w:tc>
@@ -4337,7 +4337,7 @@
           </w:tcPr>
           <w:p>
             <w:r>
-              <w:t>4800</w:t>
+              <w:t>4928</w:t>
             </w:r>
           </w:p>
         </w:tc>
@@ -4505,7 +4505,7 @@
           </w:tcPr>
           <w:p>
             <w:r>
-              <w:t>56</w:t>
+              <w:t>57</w:t>
             </w:r>
           </w:p>
         </w:tc>
@@ -4561,7 +4561,7 @@
           </w:tcPr>
           <w:p>
             <w:r>
-              <w:t>39.2</w:t>
+              <w:t>39.5</w:t>
             </w:r>
           </w:p>
         </w:tc>
@@ -4617,7 +4617,7 @@
           </w:tcPr>
           <w:p>
             <w:r>
-              <w:t>3</w:t>
+              <w:t>1</w:t>
             </w:r>
           </w:p>
         </w:tc>
@@ -4673,7 +4673,7 @@
           </w:tcPr>
           <w:p>
             <w:r>
-              <w:t>up 3 weeks, 3 days, 5 hours, 4...</w:t>
+              <w:t>up 3 weeks, 4 days, 35 minutes</w:t>
             </w:r>
           </w:p>
         </w:tc>
@@ -4785,7 +4785,7 @@
           </w:tcPr>
           <w:p>
             <w:r>
-              <w:t>1.45</w:t>
+              <w:t>2.26</w:t>
             </w:r>
           </w:p>
         </w:tc>
@@ -4841,7 +4841,7 @@
           </w:tcPr>
           <w:p>
             <w:r>
-              <w:t>5184</w:t>
+              <w:t>5056</w:t>
             </w:r>
           </w:p>
         </w:tc>
@@ -4897,7 +4897,7 @@
           </w:tcPr>
           <w:p>
             <w:r>
-              <w:t>42</w:t>
+              <w:t>43</w:t>
             </w:r>
           </w:p>
         </w:tc>
@@ -5172,7 +5172,7 @@
           </w:tcPr>
           <w:p>
             <w:r>
-              <w:t>gpu-master-01:5</w:t>
+              <w:t>gpu-master-01:6</w:t>
               <w:br/>
               <w:t>gpu-master-02:...</w:t>
             </w:r>
@@ -5344,17 +5344,17 @@
           </w:tcPr>
           <w:p>
             <w:r>
-              <w:t>36</w:t>
-            </w:r>
-          </w:p>
-        </w:tc>
-        <w:tc>
-          <w:tcPr>
-            <w:tcW w:type="dxa" w:w="1728"/>
-          </w:tcPr>
-          <w:p>
-            <w:r>
-              <w:t>즉시 조치 필요 (36.0개)</w:t>
+              <w:t>34</w:t>
+            </w:r>
+          </w:p>
+        </w:tc>
+        <w:tc>
+          <w:tcPr>
+            <w:tcW w:type="dxa" w:w="1728"/>
+          </w:tcPr>
+          <w:p>
+            <w:r>
+              <w:t>즉시 조치 필요 (34.0개)</w:t>
             </w:r>
           </w:p>
         </w:tc>
@@ -5899,7 +5899,7 @@
           </w:tcPr>
           <w:p>
             <w:r>
-              <w:t>gitlab-redis-master-0:78</w:t>
+              <w:t>gitlab-redis-master-0:82</w:t>
               <w:br/>
               <w:t>gitla...</w:t>
             </w:r>
@@ -7904,7 +7904,7 @@
       </w:r>
       <w:r>
         <w:br/>
-        <w:t xml:space="preserve">   - 메시지: 갱신 필요 (59일 남음)</w:t>
+        <w:t xml:space="preserve">   - 메시지: 갱신 필요 (58일 남음)</w:t>
       </w:r>
       <w:r>
         <w:br/>
@@ -7936,7 +7936,7 @@
       </w:r>
       <w:r>
         <w:br/>
-        <w:t xml:space="preserve">   - 메시지: 갱신 필요 (32일 남음)</w:t>
+        <w:t xml:space="preserve">   - 메시지: 갱신 필요 (31일 남음)</w:t>
       </w:r>
       <w:r>
         <w:br/>
@@ -7964,11 +7964,11 @@
       </w:r>
       <w:r>
         <w:br/>
-        <w:t xml:space="preserve">   - 측정값: 36</w:t>
+        <w:t xml:space="preserve">   - 측정값: 34</w:t>
       </w:r>
       <w:r>
         <w:br/>
-        <w:t xml:space="preserve">   - 메시지: 즉시 조치 필요 (36.0개)</w:t>
+        <w:t xml:space="preserve">   - 메시지: 즉시 조치 필요 (34.0개)</w:t>
       </w:r>
       <w:r>
         <w:br/>
@@ -8124,7 +8124,7 @@
         <w:br/>
       </w:r>
       <w:r>
-        <w:t>점검일: 2026년 02월 12일</w:t>
+        <w:t>점검일: 2026년 02월 13일</w:t>
       </w:r>
     </w:p>
     <w:sectPr>
